--- a/spa/docx/03.content.docx
+++ b/spa/docx/03.content.docx
@@ -19,7 +19,7 @@
         <w:rPr>
           <w:lang w:val="es_ES" w:bidi="es_ES"/>
         </w:rPr>
-        <w:t>Resource: Notas de Estudio - Introducciones a los Libros (Tyndale)</w:t>
+        <w:t>Resource: Tyndale Open Study Notes</w:t>
       </w:r>
       <w:r>
         <w:rPr>
@@ -112,7 +112,7 @@
         <w:rPr>
           <w:lang w:val="es_ES" w:bidi="es_ES"/>
         </w:rPr>
-        <w:t>Notas de Estudio - Introducciones a los Libros (Tyndale)</w:t>
+        <w:t>Tyndale Open Study Notes</w:t>
       </w:r>
     </w:p>
     <w:p>

--- a/spa/docx/03.content.docx
+++ b/spa/docx/03.content.docx
@@ -19,7 +19,7 @@
         <w:rPr>
           <w:lang w:val="es_ES" w:bidi="es_ES"/>
         </w:rPr>
-        <w:t>Resource: Tyndale Open Study Notes</w:t>
+        <w:t>Resource: Aquifer Open Study Notes (Book Intros)</w:t>
       </w:r>
       <w:r>
         <w:rPr>
@@ -112,7 +112,7 @@
         <w:rPr>
           <w:lang w:val="es_ES" w:bidi="es_ES"/>
         </w:rPr>
-        <w:t>Tyndale Open Study Notes</w:t>
+        <w:t>Aquifer Open Study Notes (Book Intros)</w:t>
       </w:r>
     </w:p>
     <w:p>

--- a/spa/docx/03.content.docx
+++ b/spa/docx/03.content.docx
@@ -233,36 +233,24 @@
         </w:rPr>
         <w:t>Levítico permitió al antiguo Israel vivir en relación con un Dios santo. Pero ahora que Cristo ha venido como nuestro Sumo Sacerdote y sacrificio definitivo — cumpliendo así muchos de los requisitos descritos en Levítico — ¿Qué relevancia tienen para nosotros las leyes que regían el sistema de adoración del antiguo Israel, con sus sacerdotes y sacrificios de animales? Levítico aumenta nuestra comprensión de la santidad de Dios. Y la demanda de Dios para aquellos que lo conocen sigue siendo la misma: “yo soy Jehová vuestro Dios... Sed santos, porque yo soy santo” (</w:t>
       </w:r>
-      <w:hyperlink r:id="rId13">
-        <w:r>
-          <w:rPr>
-            <w:lang w:val="es_ES" w:bidi="es_ES"/>
-          </w:rPr>
-          <w:rPr>
-            <w:color w:val="0000EE"/>
-            <w:u w:val="single"/>
-          </w:rPr>
-          <w:t>Lv 11:44–45,</w:t>
-        </w:r>
-      </w:hyperlink>
+      <w:r>
+        <w:rPr>
+          <w:lang w:val="es_ES" w:bidi="es_ES"/>
+        </w:rPr>
+        <w:t>Lv 11:44–45,</w:t>
+      </w:r>
       <w:r>
         <w:rPr>
           <w:lang w:val="es_ES" w:bidi="es_ES"/>
         </w:rPr>
         <w:t xml:space="preserve"> </w:t>
       </w:r>
-      <w:hyperlink r:id="rId14">
-        <w:r>
-          <w:rPr>
-            <w:lang w:val="es_ES" w:bidi="es_ES"/>
-          </w:rPr>
-          <w:rPr>
-            <w:color w:val="0000EE"/>
-            <w:u w:val="single"/>
-          </w:rPr>
-          <w:t>1 Pe 1:15–16</w:t>
-        </w:r>
-      </w:hyperlink>
+      <w:r>
+        <w:rPr>
+          <w:lang w:val="es_ES" w:bidi="es_ES"/>
+        </w:rPr>
+        <w:t>1 Pe 1:15–16</w:t>
+      </w:r>
       <w:r>
         <w:rPr>
           <w:lang w:val="es_ES" w:bidi="es_ES"/>
@@ -294,180 +282,120 @@
         </w:rPr>
         <w:t>Levítico continúa la historia de la redención que comenzó con las promesas hechas a Abraham (</w:t>
       </w:r>
-      <w:hyperlink r:id="rId15">
-        <w:r>
-          <w:rPr>
-            <w:lang w:val="es_ES" w:bidi="es_ES"/>
-          </w:rPr>
-          <w:rPr>
-            <w:color w:val="0000EE"/>
-            <w:u w:val="single"/>
-          </w:rPr>
-          <w:t>Gn 12</w:t>
-        </w:r>
-      </w:hyperlink>
+      <w:r>
+        <w:rPr>
+          <w:lang w:val="es_ES" w:bidi="es_ES"/>
+        </w:rPr>
+        <w:t>Gn 12</w:t>
+      </w:r>
       <w:r>
         <w:rPr>
           <w:lang w:val="es_ES" w:bidi="es_ES"/>
         </w:rPr>
         <w:t xml:space="preserve">, </w:t>
       </w:r>
-      <w:hyperlink r:id="rId16">
-        <w:r>
-          <w:rPr>
-            <w:lang w:val="es_ES" w:bidi="es_ES"/>
-          </w:rPr>
-          <w:rPr>
-            <w:color w:val="0000EE"/>
-            <w:u w:val="single"/>
-          </w:rPr>
-          <w:t>15</w:t>
-        </w:r>
-      </w:hyperlink>
+      <w:r>
+        <w:rPr>
+          <w:lang w:val="es_ES" w:bidi="es_ES"/>
+        </w:rPr>
+        <w:t>15</w:t>
+      </w:r>
       <w:r>
         <w:rPr>
           <w:lang w:val="es_ES" w:bidi="es_ES"/>
         </w:rPr>
         <w:t xml:space="preserve">, </w:t>
       </w:r>
-      <w:hyperlink r:id="rId17">
-        <w:r>
-          <w:rPr>
-            <w:lang w:val="es_ES" w:bidi="es_ES"/>
-          </w:rPr>
-          <w:rPr>
-            <w:color w:val="0000EE"/>
-            <w:u w:val="single"/>
-          </w:rPr>
-          <w:t>17</w:t>
-        </w:r>
-      </w:hyperlink>
+      <w:r>
+        <w:rPr>
+          <w:lang w:val="es_ES" w:bidi="es_ES"/>
+        </w:rPr>
+        <w:t>17</w:t>
+      </w:r>
       <w:r>
         <w:rPr>
           <w:lang w:val="es_ES" w:bidi="es_ES"/>
         </w:rPr>
         <w:t>) y la liberación de los israelitas de la esclavitud en Egipto (</w:t>
       </w:r>
-      <w:hyperlink r:id="rId18">
-        <w:r>
-          <w:rPr>
-            <w:lang w:val="es_ES" w:bidi="es_ES"/>
-          </w:rPr>
-          <w:rPr>
-            <w:color w:val="0000EE"/>
-            <w:u w:val="single"/>
-          </w:rPr>
-          <w:t>Ex 1–15</w:t>
-        </w:r>
-      </w:hyperlink>
+      <w:r>
+        <w:rPr>
+          <w:lang w:val="es_ES" w:bidi="es_ES"/>
+        </w:rPr>
+        <w:t>Ex 1–15</w:t>
+      </w:r>
       <w:r>
         <w:rPr>
           <w:lang w:val="es_ES" w:bidi="es_ES"/>
         </w:rPr>
         <w:t>). El escenario de Levítico es al pie del Monte Sinaí. Los israelitas aún no habían vagado por el desierto ni entrado en la Tierra Prometida de Canaán. Dios ya había establecido su pacto con Israel, declarando a los israelitas como su especial tesoro, sacerdocio real y gente santa (</w:t>
       </w:r>
-      <w:hyperlink r:id="rId19">
-        <w:r>
-          <w:rPr>
-            <w:lang w:val="es_ES" w:bidi="es_ES"/>
-          </w:rPr>
-          <w:rPr>
-            <w:color w:val="0000EE"/>
-            <w:u w:val="single"/>
-          </w:rPr>
-          <w:t>Ex 19:5–6</w:t>
-        </w:r>
-      </w:hyperlink>
+      <w:r>
+        <w:rPr>
+          <w:lang w:val="es_ES" w:bidi="es_ES"/>
+        </w:rPr>
+        <w:t>Ex 19:5–6</w:t>
+      </w:r>
       <w:r>
         <w:rPr>
           <w:lang w:val="es_ES" w:bidi="es_ES"/>
         </w:rPr>
         <w:t>). El pueblo de Israel había recibido los Diez Mandamientos (</w:t>
       </w:r>
-      <w:hyperlink r:id="rId20">
-        <w:r>
-          <w:rPr>
-            <w:lang w:val="es_ES" w:bidi="es_ES"/>
-          </w:rPr>
-          <w:rPr>
-            <w:color w:val="0000EE"/>
-            <w:u w:val="single"/>
-          </w:rPr>
-          <w:t>Ex 20:1–17</w:t>
-        </w:r>
-      </w:hyperlink>
+      <w:r>
+        <w:rPr>
+          <w:lang w:val="es_ES" w:bidi="es_ES"/>
+        </w:rPr>
+        <w:t>Ex 20:1–17</w:t>
+      </w:r>
       <w:r>
         <w:rPr>
           <w:lang w:val="es_ES" w:bidi="es_ES"/>
         </w:rPr>
         <w:t>), los planos para el Tabernáculo (</w:t>
       </w:r>
-      <w:hyperlink r:id="rId21">
-        <w:r>
-          <w:rPr>
-            <w:lang w:val="es_ES" w:bidi="es_ES"/>
-          </w:rPr>
-          <w:rPr>
-            <w:color w:val="0000EE"/>
-            <w:u w:val="single"/>
-          </w:rPr>
-          <w:t>Ex 25–27,</w:t>
-        </w:r>
-      </w:hyperlink>
+      <w:r>
+        <w:rPr>
+          <w:lang w:val="es_ES" w:bidi="es_ES"/>
+        </w:rPr>
+        <w:t>Ex 25–27,</w:t>
+      </w:r>
       <w:r>
         <w:rPr>
           <w:lang w:val="es_ES" w:bidi="es_ES"/>
         </w:rPr>
         <w:t xml:space="preserve"> </w:t>
       </w:r>
-      <w:hyperlink r:id="rId22">
-        <w:r>
-          <w:rPr>
-            <w:lang w:val="es_ES" w:bidi="es_ES"/>
-          </w:rPr>
-          <w:rPr>
-            <w:color w:val="0000EE"/>
-            <w:u w:val="single"/>
-          </w:rPr>
-          <w:t>30:1–38</w:t>
-        </w:r>
-      </w:hyperlink>
+      <w:r>
+        <w:rPr>
+          <w:lang w:val="es_ES" w:bidi="es_ES"/>
+        </w:rPr>
+        <w:t>30:1–38</w:t>
+      </w:r>
       <w:r>
         <w:rPr>
           <w:lang w:val="es_ES" w:bidi="es_ES"/>
         </w:rPr>
         <w:t>) y la institución del sacerdocio (</w:t>
       </w:r>
-      <w:hyperlink r:id="rId23">
-        <w:r>
-          <w:rPr>
-            <w:lang w:val="es_ES" w:bidi="es_ES"/>
-          </w:rPr>
-          <w:rPr>
-            <w:color w:val="0000EE"/>
-            <w:u w:val="single"/>
-          </w:rPr>
-          <w:t>Ex 28–29</w:t>
-        </w:r>
-      </w:hyperlink>
+      <w:r>
+        <w:rPr>
+          <w:lang w:val="es_ES" w:bidi="es_ES"/>
+        </w:rPr>
+        <w:t>Ex 28–29</w:t>
+      </w:r>
       <w:r>
         <w:rPr>
           <w:lang w:val="es_ES" w:bidi="es_ES"/>
         </w:rPr>
         <w:t>). El Tabernáculo había sido completado y dedicado (</w:t>
       </w:r>
-      <w:hyperlink r:id="rId24">
-        <w:r>
-          <w:rPr>
-            <w:lang w:val="es_ES" w:bidi="es_ES"/>
-          </w:rPr>
-          <w:rPr>
-            <w:color w:val="0000EE"/>
-            <w:u w:val="single"/>
-          </w:rPr>
-          <w:t>Ex 35–40</w:t>
-        </w:r>
-      </w:hyperlink>
+      <w:r>
+        <w:rPr>
+          <w:lang w:val="es_ES" w:bidi="es_ES"/>
+        </w:rPr>
+        <w:t>Ex 35–40</w:t>
+      </w:r>
       <w:r>
         <w:rPr>
           <w:lang w:val="es_ES" w:bidi="es_ES"/>
@@ -499,36 +427,24 @@
         </w:rPr>
         <w:t xml:space="preserve">Las regulaciones en Levítico se centran principalmente en las actividades y responsabilidades de la tribu sacerdotal de Leví, especialmente las del sumo sacerdote (ver </w:t>
       </w:r>
-      <w:hyperlink r:id="rId25">
-        <w:r>
-          <w:rPr>
-            <w:lang w:val="es_ES" w:bidi="es_ES"/>
-          </w:rPr>
-          <w:rPr>
-            <w:color w:val="0000EE"/>
-            <w:u w:val="single"/>
-          </w:rPr>
-          <w:t>Ex 28,</w:t>
-        </w:r>
-      </w:hyperlink>
+      <w:r>
+        <w:rPr>
+          <w:lang w:val="es_ES" w:bidi="es_ES"/>
+        </w:rPr>
+        <w:t>Ex 28,</w:t>
+      </w:r>
       <w:r>
         <w:rPr>
           <w:lang w:val="es_ES" w:bidi="es_ES"/>
         </w:rPr>
         <w:t xml:space="preserve"> </w:t>
       </w:r>
-      <w:hyperlink r:id="rId26">
-        <w:r>
-          <w:rPr>
-            <w:lang w:val="es_ES" w:bidi="es_ES"/>
-          </w:rPr>
-          <w:rPr>
-            <w:color w:val="0000EE"/>
-            <w:u w:val="single"/>
-          </w:rPr>
-          <w:t>Nm 3:44–4:49</w:t>
-        </w:r>
-      </w:hyperlink>
+      <w:r>
+        <w:rPr>
+          <w:lang w:val="es_ES" w:bidi="es_ES"/>
+        </w:rPr>
+        <w:t>Nm 3:44–4:49</w:t>
+      </w:r>
       <w:r>
         <w:rPr>
           <w:lang w:val="es_ES" w:bidi="es_ES"/>
@@ -563,66 +479,42 @@
         </w:rPr>
         <w:t xml:space="preserve">Dios llama a Israel a conocerlo y amarlo (ver </w:t>
       </w:r>
-      <w:hyperlink r:id="rId27">
-        <w:r>
-          <w:rPr>
-            <w:lang w:val="es_ES" w:bidi="es_ES"/>
-          </w:rPr>
-          <w:rPr>
-            <w:color w:val="0000EE"/>
-            <w:u w:val="single"/>
-          </w:rPr>
-          <w:t xml:space="preserve">Dt 6:5, </w:t>
-        </w:r>
-      </w:hyperlink>
-      <w:hyperlink r:id="rId28">
-        <w:r>
-          <w:rPr>
-            <w:lang w:val="es_ES" w:bidi="es_ES"/>
-          </w:rPr>
-          <w:rPr>
-            <w:color w:val="0000EE"/>
-            <w:u w:val="single"/>
-          </w:rPr>
-          <w:t>11:1</w:t>
-        </w:r>
-      </w:hyperlink>
+      <w:r>
+        <w:rPr>
+          <w:lang w:val="es_ES" w:bidi="es_ES"/>
+        </w:rPr>
+        <w:t xml:space="preserve">Dt 6:5, </w:t>
+      </w:r>
+      <w:r>
+        <w:rPr>
+          <w:lang w:val="es_ES" w:bidi="es_ES"/>
+        </w:rPr>
+        <w:t>11:1</w:t>
+      </w:r>
       <w:r>
         <w:rPr>
           <w:lang w:val="es_ES" w:bidi="es_ES"/>
         </w:rPr>
         <w:t>). Como resultado, también se amarán y servirán mutuamente (</w:t>
       </w:r>
-      <w:hyperlink r:id="rId29">
-        <w:r>
-          <w:rPr>
-            <w:lang w:val="es_ES" w:bidi="es_ES"/>
-          </w:rPr>
-          <w:rPr>
-            <w:color w:val="0000EE"/>
-            <w:u w:val="single"/>
-          </w:rPr>
-          <w:t>19:18</w:t>
-        </w:r>
-      </w:hyperlink>
+      <w:r>
+        <w:rPr>
+          <w:lang w:val="es_ES" w:bidi="es_ES"/>
+        </w:rPr>
+        <w:t>19:18</w:t>
+      </w:r>
       <w:r>
         <w:rPr>
           <w:lang w:val="es_ES" w:bidi="es_ES"/>
         </w:rPr>
         <w:t xml:space="preserve">, </w:t>
       </w:r>
-      <w:hyperlink r:id="rId30">
-        <w:r>
-          <w:rPr>
-            <w:lang w:val="es_ES" w:bidi="es_ES"/>
-          </w:rPr>
-          <w:rPr>
-            <w:color w:val="0000EE"/>
-            <w:u w:val="single"/>
-          </w:rPr>
-          <w:t>33–34</w:t>
-        </w:r>
-      </w:hyperlink>
+      <w:r>
+        <w:rPr>
+          <w:lang w:val="es_ES" w:bidi="es_ES"/>
+        </w:rPr>
+        <w:t>33–34</w:t>
+      </w:r>
       <w:r>
         <w:rPr>
           <w:lang w:val="es_ES" w:bidi="es_ES"/>
@@ -668,576 +560,384 @@
         </w:rPr>
         <w:t xml:space="preserve">Es probable que Moisés haya escrito Levítico durante el tiempo que Israel estuvo en el desierto después del Éxodo. Tanto la tradición judía como la iglesia cristiana primitiva identificaron a Moisés como el autor de Levítico. Moisés, criado en la corte del rey de Egipto, habría sido competente en lectura, escritura y matemáticas (ver </w:t>
       </w:r>
-      <w:hyperlink r:id="rId31">
-        <w:r>
-          <w:rPr>
-            <w:lang w:val="es_ES" w:bidi="es_ES"/>
-          </w:rPr>
-          <w:rPr>
-            <w:color w:val="0000EE"/>
-            <w:u w:val="single"/>
-          </w:rPr>
-          <w:t>Hc 7:20–22</w:t>
-        </w:r>
-      </w:hyperlink>
+      <w:r>
+        <w:rPr>
+          <w:lang w:val="es_ES" w:bidi="es_ES"/>
+        </w:rPr>
+        <w:t>Hc 7:20–22</w:t>
+      </w:r>
       <w:r>
         <w:rPr>
           <w:lang w:val="es_ES" w:bidi="es_ES"/>
         </w:rPr>
         <w:t>) y bastante capaz de escribir Levítico. El libro comienza y termina con declaraciones que afirman que el contenido de Levítico fue dado a Israel por Dios a través de Moisés (</w:t>
       </w:r>
-      <w:hyperlink r:id="rId32">
-        <w:r>
-          <w:rPr>
-            <w:lang w:val="es_ES" w:bidi="es_ES"/>
-          </w:rPr>
-          <w:rPr>
-            <w:color w:val="0000EE"/>
-            <w:u w:val="single"/>
-          </w:rPr>
-          <w:t>1:1–2,</w:t>
-        </w:r>
-      </w:hyperlink>
+      <w:r>
+        <w:rPr>
+          <w:lang w:val="es_ES" w:bidi="es_ES"/>
+        </w:rPr>
+        <w:t>1:1–2,</w:t>
+      </w:r>
       <w:r>
         <w:rPr>
           <w:lang w:val="es_ES" w:bidi="es_ES"/>
         </w:rPr>
         <w:t xml:space="preserve"> </w:t>
       </w:r>
-      <w:hyperlink r:id="rId33">
-        <w:r>
-          <w:rPr>
-            <w:lang w:val="es_ES" w:bidi="es_ES"/>
-          </w:rPr>
-          <w:rPr>
-            <w:color w:val="0000EE"/>
-            <w:u w:val="single"/>
-          </w:rPr>
-          <w:t>27:34</w:t>
-        </w:r>
-      </w:hyperlink>
+      <w:r>
+        <w:rPr>
+          <w:lang w:val="es_ES" w:bidi="es_ES"/>
+        </w:rPr>
+        <w:t>27:34</w:t>
+      </w:r>
       <w:r>
         <w:rPr>
           <w:lang w:val="es_ES" w:bidi="es_ES"/>
         </w:rPr>
         <w:t xml:space="preserve">). Levítico describe repetidamente cómo Moisés recibió las instrucciones del Señor (por ejemplo, </w:t>
       </w:r>
-      <w:hyperlink r:id="rId34">
-        <w:r>
-          <w:rPr>
-            <w:lang w:val="es_ES" w:bidi="es_ES"/>
-          </w:rPr>
-          <w:rPr>
-            <w:color w:val="0000EE"/>
-            <w:u w:val="single"/>
-          </w:rPr>
-          <w:t>4:1;</w:t>
-        </w:r>
-      </w:hyperlink>
+      <w:r>
+        <w:rPr>
+          <w:lang w:val="es_ES" w:bidi="es_ES"/>
+        </w:rPr>
+        <w:t>4:1;</w:t>
+      </w:r>
       <w:r>
         <w:rPr>
           <w:lang w:val="es_ES" w:bidi="es_ES"/>
         </w:rPr>
         <w:t xml:space="preserve"> </w:t>
       </w:r>
-      <w:hyperlink r:id="rId35">
-        <w:r>
-          <w:rPr>
-            <w:lang w:val="es_ES" w:bidi="es_ES"/>
-          </w:rPr>
-          <w:rPr>
-            <w:color w:val="0000EE"/>
-            <w:u w:val="single"/>
-          </w:rPr>
-          <w:t>5:14;</w:t>
-        </w:r>
-      </w:hyperlink>
+      <w:r>
+        <w:rPr>
+          <w:lang w:val="es_ES" w:bidi="es_ES"/>
+        </w:rPr>
+        <w:t>5:14;</w:t>
+      </w:r>
       <w:r>
         <w:rPr>
           <w:lang w:val="es_ES" w:bidi="es_ES"/>
         </w:rPr>
         <w:t xml:space="preserve"> </w:t>
       </w:r>
-      <w:hyperlink r:id="rId36">
-        <w:r>
-          <w:rPr>
-            <w:lang w:val="es_ES" w:bidi="es_ES"/>
-          </w:rPr>
-          <w:rPr>
-            <w:color w:val="0000EE"/>
-            <w:u w:val="single"/>
-          </w:rPr>
-          <w:t>6:1</w:t>
-        </w:r>
-      </w:hyperlink>
+      <w:r>
+        <w:rPr>
+          <w:lang w:val="es_ES" w:bidi="es_ES"/>
+        </w:rPr>
+        <w:t>6:1</w:t>
+      </w:r>
       <w:r>
         <w:rPr>
           <w:lang w:val="es_ES" w:bidi="es_ES"/>
         </w:rPr>
         <w:t>,</w:t>
       </w:r>
-      <w:hyperlink r:id="rId37">
-        <w:r>
-          <w:rPr>
-            <w:lang w:val="es_ES" w:bidi="es_ES"/>
-          </w:rPr>
-          <w:rPr>
-            <w:color w:val="0000EE"/>
-            <w:u w:val="single"/>
-          </w:rPr>
-          <w:t>8</w:t>
-        </w:r>
-      </w:hyperlink>
+      <w:r>
+        <w:rPr>
+          <w:lang w:val="es_ES" w:bidi="es_ES"/>
+        </w:rPr>
+        <w:t>8</w:t>
+      </w:r>
       <w:r>
         <w:rPr>
           <w:lang w:val="es_ES" w:bidi="es_ES"/>
         </w:rPr>
         <w:t>,</w:t>
       </w:r>
-      <w:hyperlink r:id="rId38">
-        <w:r>
-          <w:rPr>
-            <w:lang w:val="es_ES" w:bidi="es_ES"/>
-          </w:rPr>
-          <w:rPr>
-            <w:color w:val="0000EE"/>
-            <w:u w:val="single"/>
-          </w:rPr>
-          <w:t>19</w:t>
-        </w:r>
-      </w:hyperlink>
+      <w:r>
+        <w:rPr>
+          <w:lang w:val="es_ES" w:bidi="es_ES"/>
+        </w:rPr>
+        <w:t>19</w:t>
+      </w:r>
       <w:r>
         <w:rPr>
           <w:lang w:val="es_ES" w:bidi="es_ES"/>
         </w:rPr>
         <w:t>,</w:t>
       </w:r>
-      <w:hyperlink r:id="rId39">
-        <w:r>
-          <w:rPr>
-            <w:lang w:val="es_ES" w:bidi="es_ES"/>
-          </w:rPr>
-          <w:rPr>
-            <w:color w:val="0000EE"/>
-            <w:u w:val="single"/>
-          </w:rPr>
-          <w:t>24;</w:t>
-        </w:r>
-      </w:hyperlink>
+      <w:r>
+        <w:rPr>
+          <w:lang w:val="es_ES" w:bidi="es_ES"/>
+        </w:rPr>
+        <w:t>24;</w:t>
+      </w:r>
       <w:r>
         <w:rPr>
           <w:lang w:val="es_ES" w:bidi="es_ES"/>
         </w:rPr>
         <w:t xml:space="preserve"> </w:t>
       </w:r>
-      <w:hyperlink r:id="rId40">
-        <w:r>
-          <w:rPr>
-            <w:lang w:val="es_ES" w:bidi="es_ES"/>
-          </w:rPr>
-          <w:rPr>
-            <w:color w:val="0000EE"/>
-            <w:u w:val="single"/>
-          </w:rPr>
-          <w:t>7:22</w:t>
-        </w:r>
-      </w:hyperlink>
+      <w:r>
+        <w:rPr>
+          <w:lang w:val="es_ES" w:bidi="es_ES"/>
+        </w:rPr>
+        <w:t>7:22</w:t>
+      </w:r>
       <w:r>
         <w:rPr>
           <w:lang w:val="es_ES" w:bidi="es_ES"/>
         </w:rPr>
         <w:t>,</w:t>
       </w:r>
-      <w:hyperlink r:id="rId41">
-        <w:r>
-          <w:rPr>
-            <w:lang w:val="es_ES" w:bidi="es_ES"/>
-          </w:rPr>
-          <w:rPr>
-            <w:color w:val="0000EE"/>
-            <w:u w:val="single"/>
-          </w:rPr>
-          <w:t>28;</w:t>
-        </w:r>
-      </w:hyperlink>
+      <w:r>
+        <w:rPr>
+          <w:lang w:val="es_ES" w:bidi="es_ES"/>
+        </w:rPr>
+        <w:t>28;</w:t>
+      </w:r>
       <w:r>
         <w:rPr>
           <w:lang w:val="es_ES" w:bidi="es_ES"/>
         </w:rPr>
         <w:t xml:space="preserve"> </w:t>
       </w:r>
-      <w:hyperlink r:id="rId42">
-        <w:r>
-          <w:rPr>
-            <w:lang w:val="es_ES" w:bidi="es_ES"/>
-          </w:rPr>
-          <w:rPr>
-            <w:color w:val="0000EE"/>
-            <w:u w:val="single"/>
-          </w:rPr>
-          <w:t>8:1</w:t>
-        </w:r>
-      </w:hyperlink>
+      <w:r>
+        <w:rPr>
+          <w:lang w:val="es_ES" w:bidi="es_ES"/>
+        </w:rPr>
+        <w:t>8:1</w:t>
+      </w:r>
       <w:r>
         <w:rPr>
           <w:lang w:val="es_ES" w:bidi="es_ES"/>
         </w:rPr>
         <w:t>) y las llevó a cabo (</w:t>
       </w:r>
-      <w:hyperlink r:id="rId43">
-        <w:r>
-          <w:rPr>
-            <w:lang w:val="es_ES" w:bidi="es_ES"/>
-          </w:rPr>
-          <w:rPr>
-            <w:color w:val="0000EE"/>
-            <w:u w:val="single"/>
-          </w:rPr>
-          <w:t>8:4–10:20</w:t>
-        </w:r>
-      </w:hyperlink>
+      <w:r>
+        <w:rPr>
+          <w:lang w:val="es_ES" w:bidi="es_ES"/>
+        </w:rPr>
+        <w:t>8:4–10:20</w:t>
+      </w:r>
       <w:r>
         <w:rPr>
           <w:lang w:val="es_ES" w:bidi="es_ES"/>
         </w:rPr>
         <w:t xml:space="preserve">). El Antiguo Testamento a menudo se refiere a Moisés como el autor del Pentateuco (Génesis, Deuteronomio, ver </w:t>
       </w:r>
-      <w:hyperlink r:id="rId44">
-        <w:r>
-          <w:rPr>
-            <w:lang w:val="es_ES" w:bidi="es_ES"/>
-          </w:rPr>
-          <w:rPr>
-            <w:color w:val="0000EE"/>
-            <w:u w:val="single"/>
-          </w:rPr>
-          <w:t>Josué 8:31–32,</w:t>
-        </w:r>
-      </w:hyperlink>
+      <w:r>
+        <w:rPr>
+          <w:lang w:val="es_ES" w:bidi="es_ES"/>
+        </w:rPr>
+        <w:t>Josué 8:31–32,</w:t>
+      </w:r>
       <w:r>
         <w:rPr>
           <w:lang w:val="es_ES" w:bidi="es_ES"/>
         </w:rPr>
         <w:t xml:space="preserve"> </w:t>
       </w:r>
-      <w:hyperlink r:id="rId45">
-        <w:r>
-          <w:rPr>
-            <w:lang w:val="es_ES" w:bidi="es_ES"/>
-          </w:rPr>
-          <w:rPr>
-            <w:color w:val="0000EE"/>
-            <w:u w:val="single"/>
-          </w:rPr>
-          <w:t>23:6;</w:t>
-        </w:r>
-      </w:hyperlink>
+      <w:r>
+        <w:rPr>
+          <w:lang w:val="es_ES" w:bidi="es_ES"/>
+        </w:rPr>
+        <w:t>23:6;</w:t>
+      </w:r>
       <w:r>
         <w:rPr>
           <w:lang w:val="es_ES" w:bidi="es_ES"/>
         </w:rPr>
         <w:t xml:space="preserve"> </w:t>
       </w:r>
-      <w:hyperlink r:id="rId46">
-        <w:r>
-          <w:rPr>
-            <w:lang w:val="es_ES" w:bidi="es_ES"/>
-          </w:rPr>
-          <w:rPr>
-            <w:color w:val="0000EE"/>
-            <w:u w:val="single"/>
-          </w:rPr>
-          <w:t>1 Re 2:3;</w:t>
-        </w:r>
-      </w:hyperlink>
+      <w:r>
+        <w:rPr>
+          <w:lang w:val="es_ES" w:bidi="es_ES"/>
+        </w:rPr>
+        <w:t>1 Re 2:3;</w:t>
+      </w:r>
       <w:r>
         <w:rPr>
           <w:lang w:val="es_ES" w:bidi="es_ES"/>
         </w:rPr>
         <w:t xml:space="preserve"> </w:t>
       </w:r>
-      <w:hyperlink r:id="rId47">
-        <w:r>
-          <w:rPr>
-            <w:lang w:val="es_ES" w:bidi="es_ES"/>
-          </w:rPr>
-          <w:rPr>
-            <w:color w:val="0000EE"/>
-            <w:u w:val="single"/>
-          </w:rPr>
-          <w:t>2 Re 14:6,</w:t>
-        </w:r>
-      </w:hyperlink>
+      <w:r>
+        <w:rPr>
+          <w:lang w:val="es_ES" w:bidi="es_ES"/>
+        </w:rPr>
+        <w:t>2 Re 14:6,</w:t>
+      </w:r>
       <w:r>
         <w:rPr>
           <w:lang w:val="es_ES" w:bidi="es_ES"/>
         </w:rPr>
         <w:t xml:space="preserve"> </w:t>
       </w:r>
-      <w:hyperlink r:id="rId48">
-        <w:r>
-          <w:rPr>
-            <w:lang w:val="es_ES" w:bidi="es_ES"/>
-          </w:rPr>
-          <w:rPr>
-            <w:color w:val="0000EE"/>
-            <w:u w:val="single"/>
-          </w:rPr>
-          <w:t>23:25;</w:t>
-        </w:r>
-      </w:hyperlink>
+      <w:r>
+        <w:rPr>
+          <w:lang w:val="es_ES" w:bidi="es_ES"/>
+        </w:rPr>
+        <w:t>23:25;</w:t>
+      </w:r>
       <w:r>
         <w:rPr>
           <w:lang w:val="es_ES" w:bidi="es_ES"/>
         </w:rPr>
         <w:t xml:space="preserve"> </w:t>
       </w:r>
-      <w:hyperlink r:id="rId49">
-        <w:r>
-          <w:rPr>
-            <w:lang w:val="es_ES" w:bidi="es_ES"/>
-          </w:rPr>
-          <w:rPr>
-            <w:color w:val="0000EE"/>
-            <w:u w:val="single"/>
-          </w:rPr>
-          <w:t>2 Cro 23:18,</w:t>
-        </w:r>
-      </w:hyperlink>
+      <w:r>
+        <w:rPr>
+          <w:lang w:val="es_ES" w:bidi="es_ES"/>
+        </w:rPr>
+        <w:t>2 Cro 23:18,</w:t>
+      </w:r>
       <w:r>
         <w:rPr>
           <w:lang w:val="es_ES" w:bidi="es_ES"/>
         </w:rPr>
         <w:t xml:space="preserve"> </w:t>
       </w:r>
-      <w:hyperlink r:id="rId50">
-        <w:r>
-          <w:rPr>
-            <w:lang w:val="es_ES" w:bidi="es_ES"/>
-          </w:rPr>
-          <w:rPr>
-            <w:color w:val="0000EE"/>
-            <w:u w:val="single"/>
-          </w:rPr>
-          <w:t>30:16;</w:t>
-        </w:r>
-      </w:hyperlink>
+      <w:r>
+        <w:rPr>
+          <w:lang w:val="es_ES" w:bidi="es_ES"/>
+        </w:rPr>
+        <w:t>30:16;</w:t>
+      </w:r>
       <w:r>
         <w:rPr>
           <w:lang w:val="es_ES" w:bidi="es_ES"/>
         </w:rPr>
         <w:t xml:space="preserve"> </w:t>
       </w:r>
-      <w:hyperlink r:id="rId51">
-        <w:r>
-          <w:rPr>
-            <w:lang w:val="es_ES" w:bidi="es_ES"/>
-          </w:rPr>
-          <w:rPr>
-            <w:color w:val="0000EE"/>
-            <w:u w:val="single"/>
-          </w:rPr>
-          <w:t>Esd 3:2,</w:t>
-        </w:r>
-      </w:hyperlink>
+      <w:r>
+        <w:rPr>
+          <w:lang w:val="es_ES" w:bidi="es_ES"/>
+        </w:rPr>
+        <w:t>Esd 3:2,</w:t>
+      </w:r>
       <w:r>
         <w:rPr>
           <w:lang w:val="es_ES" w:bidi="es_ES"/>
         </w:rPr>
         <w:t xml:space="preserve"> </w:t>
       </w:r>
-      <w:hyperlink r:id="rId52">
-        <w:r>
-          <w:rPr>
-            <w:lang w:val="es_ES" w:bidi="es_ES"/>
-          </w:rPr>
-          <w:rPr>
-            <w:color w:val="0000EE"/>
-            <w:u w:val="single"/>
-          </w:rPr>
-          <w:t>7:6;</w:t>
-        </w:r>
-      </w:hyperlink>
+      <w:r>
+        <w:rPr>
+          <w:lang w:val="es_ES" w:bidi="es_ES"/>
+        </w:rPr>
+        <w:t>7:6;</w:t>
+      </w:r>
       <w:r>
         <w:rPr>
           <w:lang w:val="es_ES" w:bidi="es_ES"/>
         </w:rPr>
         <w:t xml:space="preserve"> </w:t>
       </w:r>
-      <w:hyperlink r:id="rId53">
-        <w:r>
-          <w:rPr>
-            <w:lang w:val="es_ES" w:bidi="es_ES"/>
-          </w:rPr>
-          <w:rPr>
-            <w:color w:val="0000EE"/>
-            <w:u w:val="single"/>
-          </w:rPr>
-          <w:t>Ne 8:1;</w:t>
-        </w:r>
-      </w:hyperlink>
+      <w:r>
+        <w:rPr>
+          <w:lang w:val="es_ES" w:bidi="es_ES"/>
+        </w:rPr>
+        <w:t>Ne 8:1;</w:t>
+      </w:r>
       <w:r>
         <w:rPr>
           <w:lang w:val="es_ES" w:bidi="es_ES"/>
         </w:rPr>
         <w:t xml:space="preserve"> </w:t>
       </w:r>
-      <w:hyperlink r:id="rId54">
-        <w:r>
-          <w:rPr>
-            <w:lang w:val="es_ES" w:bidi="es_ES"/>
-          </w:rPr>
-          <w:rPr>
-            <w:color w:val="0000EE"/>
-            <w:u w:val="single"/>
-          </w:rPr>
-          <w:t>Dn 9:11–13</w:t>
-        </w:r>
-      </w:hyperlink>
+      <w:r>
+        <w:rPr>
+          <w:lang w:val="es_ES" w:bidi="es_ES"/>
+        </w:rPr>
+        <w:t>Dn 9:11–13</w:t>
+      </w:r>
       <w:r>
         <w:rPr>
           <w:lang w:val="es_ES" w:bidi="es_ES"/>
         </w:rPr>
         <w:t>). El Nuevo Testamento hace lo mismo (</w:t>
       </w:r>
-      <w:hyperlink r:id="rId55">
-        <w:r>
-          <w:rPr>
-            <w:lang w:val="es_ES" w:bidi="es_ES"/>
-          </w:rPr>
-          <w:rPr>
-            <w:color w:val="0000EE"/>
-            <w:u w:val="single"/>
-          </w:rPr>
-          <w:t>Mt 19:7–8;</w:t>
-        </w:r>
-      </w:hyperlink>
+      <w:r>
+        <w:rPr>
+          <w:lang w:val="es_ES" w:bidi="es_ES"/>
+        </w:rPr>
+        <w:t>Mt 19:7–8;</w:t>
+      </w:r>
       <w:r>
         <w:rPr>
           <w:lang w:val="es_ES" w:bidi="es_ES"/>
         </w:rPr>
         <w:t xml:space="preserve"> </w:t>
       </w:r>
-      <w:hyperlink r:id="rId56">
-        <w:r>
-          <w:rPr>
-            <w:lang w:val="es_ES" w:bidi="es_ES"/>
-          </w:rPr>
-          <w:rPr>
-            <w:color w:val="0000EE"/>
-            <w:u w:val="single"/>
-          </w:rPr>
-          <w:t>Lc 2:22;</w:t>
-        </w:r>
-      </w:hyperlink>
+      <w:r>
+        <w:rPr>
+          <w:lang w:val="es_ES" w:bidi="es_ES"/>
+        </w:rPr>
+        <w:t>Lc 2:22;</w:t>
+      </w:r>
       <w:r>
         <w:rPr>
           <w:lang w:val="es_ES" w:bidi="es_ES"/>
         </w:rPr>
         <w:t xml:space="preserve"> </w:t>
       </w:r>
-      <w:hyperlink r:id="rId57">
-        <w:r>
-          <w:rPr>
-            <w:lang w:val="es_ES" w:bidi="es_ES"/>
-          </w:rPr>
-          <w:rPr>
-            <w:color w:val="0000EE"/>
-            <w:u w:val="single"/>
-          </w:rPr>
-          <w:t>24:44;</w:t>
-        </w:r>
-      </w:hyperlink>
+      <w:r>
+        <w:rPr>
+          <w:lang w:val="es_ES" w:bidi="es_ES"/>
+        </w:rPr>
+        <w:t>24:44;</w:t>
+      </w:r>
       <w:r>
         <w:rPr>
           <w:lang w:val="es_ES" w:bidi="es_ES"/>
         </w:rPr>
         <w:t xml:space="preserve"> </w:t>
       </w:r>
-      <w:hyperlink r:id="rId58">
-        <w:r>
-          <w:rPr>
-            <w:lang w:val="es_ES" w:bidi="es_ES"/>
-          </w:rPr>
-          <w:rPr>
-            <w:color w:val="0000EE"/>
-            <w:u w:val="single"/>
-          </w:rPr>
-          <w:t>Jn 7:19</w:t>
-        </w:r>
-      </w:hyperlink>
+      <w:r>
+        <w:rPr>
+          <w:lang w:val="es_ES" w:bidi="es_ES"/>
+        </w:rPr>
+        <w:t>Jn 7:19</w:t>
+      </w:r>
       <w:r>
         <w:rPr>
           <w:lang w:val="es_ES" w:bidi="es_ES"/>
         </w:rPr>
         <w:t>,</w:t>
       </w:r>
-      <w:hyperlink r:id="rId59">
-        <w:r>
-          <w:rPr>
-            <w:lang w:val="es_ES" w:bidi="es_ES"/>
-          </w:rPr>
-          <w:rPr>
-            <w:color w:val="0000EE"/>
-            <w:u w:val="single"/>
-          </w:rPr>
-          <w:t>23;</w:t>
-        </w:r>
-      </w:hyperlink>
+      <w:r>
+        <w:rPr>
+          <w:lang w:val="es_ES" w:bidi="es_ES"/>
+        </w:rPr>
+        <w:t>23;</w:t>
+      </w:r>
       <w:r>
         <w:rPr>
           <w:lang w:val="es_ES" w:bidi="es_ES"/>
         </w:rPr>
         <w:t xml:space="preserve"> </w:t>
       </w:r>
-      <w:hyperlink r:id="rId60">
-        <w:r>
-          <w:rPr>
-            <w:lang w:val="es_ES" w:bidi="es_ES"/>
-          </w:rPr>
-          <w:rPr>
-            <w:color w:val="0000EE"/>
-            <w:u w:val="single"/>
-          </w:rPr>
-          <w:t>Ro 10:5;</w:t>
-        </w:r>
-      </w:hyperlink>
+      <w:r>
+        <w:rPr>
+          <w:lang w:val="es_ES" w:bidi="es_ES"/>
+        </w:rPr>
+        <w:t>Ro 10:5;</w:t>
+      </w:r>
       <w:r>
         <w:rPr>
           <w:lang w:val="es_ES" w:bidi="es_ES"/>
         </w:rPr>
         <w:t xml:space="preserve"> </w:t>
       </w:r>
-      <w:hyperlink r:id="rId61">
-        <w:r>
-          <w:rPr>
-            <w:lang w:val="es_ES" w:bidi="es_ES"/>
-          </w:rPr>
-          <w:rPr>
-            <w:color w:val="0000EE"/>
-            <w:u w:val="single"/>
-          </w:rPr>
-          <w:t>1 Co 9:9;</w:t>
-        </w:r>
-      </w:hyperlink>
+      <w:r>
+        <w:rPr>
+          <w:lang w:val="es_ES" w:bidi="es_ES"/>
+        </w:rPr>
+        <w:t>1 Co 9:9;</w:t>
+      </w:r>
       <w:r>
         <w:rPr>
           <w:lang w:val="es_ES" w:bidi="es_ES"/>
         </w:rPr>
         <w:t xml:space="preserve"> </w:t>
       </w:r>
-      <w:hyperlink r:id="rId62">
-        <w:r>
-          <w:rPr>
-            <w:lang w:val="es_ES" w:bidi="es_ES"/>
-          </w:rPr>
-          <w:rPr>
-            <w:color w:val="0000EE"/>
-            <w:u w:val="single"/>
-          </w:rPr>
-          <w:t>Hb 10:28</w:t>
-        </w:r>
-      </w:hyperlink>
+      <w:r>
+        <w:rPr>
+          <w:lang w:val="es_ES" w:bidi="es_ES"/>
+        </w:rPr>
+        <w:t>Hb 10:28</w:t>
+      </w:r>
       <w:r>
         <w:rPr>
           <w:lang w:val="es_ES" w:bidi="es_ES"/>
@@ -1281,18 +981,12 @@
         </w:rPr>
         <w:t>Aunque está ambientado en una época y cultura antiguas, Levítico transmite un mensaje eterno y vibrante: Dios es santo y espera que su pueblo, al que ha rescatado, sea santo como él. La santidad de Dios y su redención misericordiosa proporcionan tanto la base como la motivación para la santidad de su pueblo (</w:t>
       </w:r>
-      <w:hyperlink r:id="rId13">
-        <w:r>
-          <w:rPr>
-            <w:lang w:val="es_ES" w:bidi="es_ES"/>
-          </w:rPr>
-          <w:rPr>
-            <w:color w:val="0000EE"/>
-            <w:u w:val="single"/>
-          </w:rPr>
-          <w:t>11:44–45</w:t>
-        </w:r>
-      </w:hyperlink>
+      <w:r>
+        <w:rPr>
+          <w:lang w:val="es_ES" w:bidi="es_ES"/>
+        </w:rPr>
+        <w:t>11:44–45</w:t>
+      </w:r>
       <w:r>
         <w:rPr>
           <w:lang w:val="es_ES" w:bidi="es_ES"/>
@@ -1313,72 +1007,48 @@
         </w:rPr>
         <w:t>Los sacerdotes actuaban como intermediarios del pacto entre Dios y el pueblo. Ellos interpretaban lo que era santo y cómo debía manifestarse la santidad en la comunidad. Los sacrificios expiatorios proporcionaban a las personas la manera de recibir el perdón de sus pecados y estar en paz con Dios (expiación). Los sacrificios no expiatorios celebraban la relación del pueblo con Dios mediante ofrendas y comidas compartidas. Mientras las naciones vecinas ofrecían sacrificios a sus dioses para apaciguarlos y ganar su favor, la adoración de Israel no estaba diseñada para manipular a Dios. En cambio, la adoración preparaba y purificaba al pueblo para que pudiera acercarse a Dios. Cada una de las leyes, ceremonias y días santos enseñaba que Dios es santo y que espera que su pueblo también lo sea (</w:t>
       </w:r>
-      <w:hyperlink r:id="rId13">
-        <w:r>
-          <w:rPr>
-            <w:lang w:val="es_ES" w:bidi="es_ES"/>
-          </w:rPr>
-          <w:rPr>
-            <w:color w:val="0000EE"/>
-            <w:u w:val="single"/>
-          </w:rPr>
-          <w:t>Lv 11:44–45,</w:t>
-        </w:r>
-      </w:hyperlink>
+      <w:r>
+        <w:rPr>
+          <w:lang w:val="es_ES" w:bidi="es_ES"/>
+        </w:rPr>
+        <w:t>Lv 11:44–45,</w:t>
+      </w:r>
       <w:r>
         <w:rPr>
           <w:lang w:val="es_ES" w:bidi="es_ES"/>
         </w:rPr>
         <w:t xml:space="preserve"> </w:t>
       </w:r>
-      <w:hyperlink r:id="rId63">
-        <w:r>
-          <w:rPr>
-            <w:lang w:val="es_ES" w:bidi="es_ES"/>
-          </w:rPr>
-          <w:rPr>
-            <w:color w:val="0000EE"/>
-            <w:u w:val="single"/>
-          </w:rPr>
-          <w:t>19:2;</w:t>
-        </w:r>
-      </w:hyperlink>
+      <w:r>
+        <w:rPr>
+          <w:lang w:val="es_ES" w:bidi="es_ES"/>
+        </w:rPr>
+        <w:t>19:2;</w:t>
+      </w:r>
       <w:r>
         <w:rPr>
           <w:lang w:val="es_ES" w:bidi="es_ES"/>
         </w:rPr>
         <w:t xml:space="preserve"> ver </w:t>
       </w:r>
-      <w:hyperlink r:id="rId64">
-        <w:r>
-          <w:rPr>
-            <w:lang w:val="es_ES" w:bidi="es_ES"/>
-          </w:rPr>
-          <w:rPr>
-            <w:color w:val="0000EE"/>
-            <w:u w:val="single"/>
-          </w:rPr>
-          <w:t>1 Co 3:17;</w:t>
-        </w:r>
-      </w:hyperlink>
+      <w:r>
+        <w:rPr>
+          <w:lang w:val="es_ES" w:bidi="es_ES"/>
+        </w:rPr>
+        <w:t>1 Co 3:17;</w:t>
+      </w:r>
       <w:r>
         <w:rPr>
           <w:lang w:val="es_ES" w:bidi="es_ES"/>
         </w:rPr>
         <w:t xml:space="preserve"> </w:t>
       </w:r>
-      <w:hyperlink r:id="rId65">
-        <w:r>
-          <w:rPr>
-            <w:lang w:val="es_ES" w:bidi="es_ES"/>
-          </w:rPr>
-          <w:rPr>
-            <w:color w:val="0000EE"/>
-            <w:u w:val="single"/>
-          </w:rPr>
-          <w:t>1 Pe 1:15</w:t>
-        </w:r>
-      </w:hyperlink>
+      <w:r>
+        <w:rPr>
+          <w:lang w:val="es_ES" w:bidi="es_ES"/>
+        </w:rPr>
+        <w:t>1 Pe 1:15</w:t>
+      </w:r>
       <w:r>
         <w:rPr>
           <w:lang w:val="es_ES" w:bidi="es_ES"/>
@@ -1399,108 +1069,72 @@
         </w:rPr>
         <w:t xml:space="preserve">El perdón del pecado y la reconciliación con Dios están directamente relacionados a cómo las personas se tratan entre sí. La preocupación por la justicia social impregna Levítico, que establece obligaciones hacia el prójimo, los pobres y los extranjeros. Dios espera que aquellos que están en pacto con él se amen mutuamente como una expresión de su amor (cp. </w:t>
       </w:r>
-      <w:hyperlink r:id="rId66">
-        <w:r>
-          <w:rPr>
-            <w:lang w:val="es_ES" w:bidi="es_ES"/>
-          </w:rPr>
-          <w:rPr>
-            <w:color w:val="0000EE"/>
-            <w:u w:val="single"/>
-          </w:rPr>
-          <w:t>Mt 22:39,</w:t>
-        </w:r>
-      </w:hyperlink>
+      <w:r>
+        <w:rPr>
+          <w:lang w:val="es_ES" w:bidi="es_ES"/>
+        </w:rPr>
+        <w:t>Mt 22:39,</w:t>
+      </w:r>
       <w:r>
         <w:rPr>
           <w:lang w:val="es_ES" w:bidi="es_ES"/>
         </w:rPr>
         <w:t xml:space="preserve"> </w:t>
       </w:r>
-      <w:hyperlink r:id="rId67">
-        <w:r>
-          <w:rPr>
-            <w:lang w:val="es_ES" w:bidi="es_ES"/>
-          </w:rPr>
-          <w:rPr>
-            <w:color w:val="0000EE"/>
-            <w:u w:val="single"/>
-          </w:rPr>
-          <w:t>Mc 12:31,</w:t>
-        </w:r>
-      </w:hyperlink>
+      <w:r>
+        <w:rPr>
+          <w:lang w:val="es_ES" w:bidi="es_ES"/>
+        </w:rPr>
+        <w:t>Mc 12:31,</w:t>
+      </w:r>
       <w:r>
         <w:rPr>
           <w:lang w:val="es_ES" w:bidi="es_ES"/>
         </w:rPr>
         <w:t xml:space="preserve"> </w:t>
       </w:r>
-      <w:hyperlink r:id="rId68">
-        <w:r>
-          <w:rPr>
-            <w:lang w:val="es_ES" w:bidi="es_ES"/>
-          </w:rPr>
-          <w:rPr>
-            <w:color w:val="0000EE"/>
-            <w:u w:val="single"/>
-          </w:rPr>
-          <w:t>Lc 10:27,</w:t>
-        </w:r>
-      </w:hyperlink>
+      <w:r>
+        <w:rPr>
+          <w:lang w:val="es_ES" w:bidi="es_ES"/>
+        </w:rPr>
+        <w:t>Lc 10:27,</w:t>
+      </w:r>
       <w:r>
         <w:rPr>
           <w:lang w:val="es_ES" w:bidi="es_ES"/>
         </w:rPr>
         <w:t xml:space="preserve"> </w:t>
       </w:r>
-      <w:hyperlink r:id="rId69">
-        <w:r>
-          <w:rPr>
-            <w:lang w:val="es_ES" w:bidi="es_ES"/>
-          </w:rPr>
-          <w:rPr>
-            <w:color w:val="0000EE"/>
-            <w:u w:val="single"/>
-          </w:rPr>
-          <w:t>Ro 13:9,</w:t>
-        </w:r>
-      </w:hyperlink>
+      <w:r>
+        <w:rPr>
+          <w:lang w:val="es_ES" w:bidi="es_ES"/>
+        </w:rPr>
+        <w:t>Ro 13:9,</w:t>
+      </w:r>
       <w:r>
         <w:rPr>
           <w:lang w:val="es_ES" w:bidi="es_ES"/>
         </w:rPr>
         <w:t xml:space="preserve"> </w:t>
       </w:r>
-      <w:hyperlink r:id="rId70">
-        <w:r>
-          <w:rPr>
-            <w:lang w:val="es_ES" w:bidi="es_ES"/>
-          </w:rPr>
-          <w:rPr>
-            <w:color w:val="0000EE"/>
-            <w:u w:val="single"/>
-          </w:rPr>
-          <w:t>Ga 5:14,</w:t>
-        </w:r>
-      </w:hyperlink>
+      <w:r>
+        <w:rPr>
+          <w:lang w:val="es_ES" w:bidi="es_ES"/>
+        </w:rPr>
+        <w:t>Ga 5:14,</w:t>
+      </w:r>
       <w:r>
         <w:rPr>
           <w:lang w:val="es_ES" w:bidi="es_ES"/>
         </w:rPr>
         <w:t xml:space="preserve"> </w:t>
       </w:r>
-      <w:hyperlink r:id="rId71">
-        <w:r>
-          <w:rPr>
-            <w:lang w:val="es_ES" w:bidi="es_ES"/>
-          </w:rPr>
-          <w:rPr>
-            <w:color w:val="0000EE"/>
-            <w:u w:val="single"/>
-          </w:rPr>
-          <w:t>St 2:8</w:t>
-        </w:r>
-      </w:hyperlink>
+      <w:r>
+        <w:rPr>
+          <w:lang w:val="es_ES" w:bidi="es_ES"/>
+        </w:rPr>
+        <w:t>St 2:8</w:t>
+      </w:r>
       <w:r>
         <w:rPr>
           <w:lang w:val="es_ES" w:bidi="es_ES"/>
